--- a/klagomålsmail/Maskaure Myrås avvanm, 5 ha FSC-klagomål mail.docx
+++ b/klagomålsmail/Maskaure Myrås avvanm, 5 ha FSC-klagomål mail.docx
@@ -11,7 +11,7 @@
     </w:p>
     <w:p>
       <w:r>
-        <w:t>Vi vill informera om att det i och inom 6 meter från området Maskaure Myrås avvanm, 5 ha i Arjeplogs kommun har hittats 14 naturvårdsarter varav 13 är rödlistade.</w:t>
+        <w:t>Vi vill informera om att det i och inom 10 meter från området Maskaure Myrås avvanm, 5 ha i Arjeplogs kommun har hittats 16 naturvårdsarter varav 14 är rödlistade.</w:t>
       </w:r>
     </w:p>
     <w:p>

--- a/klagomålsmail/Maskaure Myrås avvanm, 5 ha FSC-klagomål mail.docx
+++ b/klagomålsmail/Maskaure Myrås avvanm, 5 ha FSC-klagomål mail.docx
@@ -11,7 +11,7 @@
     </w:p>
     <w:p>
       <w:r>
-        <w:t>Vi vill informera om att det i och inom 10 meter från området Maskaure Myrås avvanm, 5 ha i Arjeplogs kommun har hittats 16 naturvårdsarter varav 14 är rödlistade.</w:t>
+        <w:t>Vi vill informera om att det i och inom 10 meter från området Maskaure Myrås avvanm, 5 ha i Arjeplogs kommun har hittats 17 naturvårdsarter varav 14 är rödlistade.</w:t>
       </w:r>
     </w:p>
     <w:p>

--- a/klagomålsmail/Maskaure Myrås avvanm, 5 ha FSC-klagomål mail.docx
+++ b/klagomålsmail/Maskaure Myrås avvanm, 5 ha FSC-klagomål mail.docx
@@ -11,7 +11,7 @@
     </w:p>
     <w:p>
       <w:r>
-        <w:t>Vi vill informera om att det i och inom 10 meter från området Maskaure Myrås avvanm, 5 ha i Arjeplogs kommun har hittats 17 naturvårdsarter varav 14 är rödlistade.</w:t>
+        <w:t>Vi vill informera om att det i och inom 6 meter från området Maskaure Myrås avvanm, 5 ha i Arjeplogs kommun har hittats 10 naturvårdsarter varav 10 är rödlistade.</w:t>
       </w:r>
     </w:p>
     <w:p>

--- a/klagomålsmail/Maskaure Myrås avvanm, 5 ha FSC-klagomål mail.docx
+++ b/klagomålsmail/Maskaure Myrås avvanm, 5 ha FSC-klagomål mail.docx
@@ -11,7 +11,7 @@
     </w:p>
     <w:p>
       <w:r>
-        <w:t>Vi vill informera om att det i och inom 6 meter från området Maskaure Myrås avvanm, 5 ha i Arjeplogs kommun har hittats 10 naturvårdsarter varav 10 är rödlistade.</w:t>
+        <w:t>Vi vill informera om att det i och inom 10 meter från området Maskaure Myrås avvanm, 5 ha i Arjeplogs kommun har hittats 17 naturvårdsarter varav 14 är rödlistade.</w:t>
       </w:r>
     </w:p>
     <w:p>
